--- a/Java Assignment II.docx
+++ b/Java Assignment II.docx
@@ -13,6 +13,7 @@
       <w:r>
         <w:rPr>
           <w:rFonts w:cstheme="minorHAnsi"/>
+          <w:noProof/>
           <w:sz w:val="24"/>
           <w:szCs w:val="24"/>
         </w:rPr>
@@ -364,18 +365,59 @@
           <w:szCs w:val="24"/>
           <w:u w:val="single"/>
         </w:rPr>
-        <w:t>ASSIGNMENT</w:t>
-      </w:r>
-      <w:r>
-        <w:rPr>
-          <w:rFonts w:ascii="Times New Roman" w:hAnsi="Times New Roman" w:cs="Times New Roman"/>
+        <w:t>ASSIGNMENT II</w:t>
+      </w:r>
+    </w:p>
+    <w:p>
+      <w:pPr>
+        <w:jc w:val="both"/>
+        <w:rPr>
+          <w:rFonts w:cstheme="minorHAnsi"/>
+          <w:sz w:val="24"/>
+          <w:szCs w:val="24"/>
+        </w:rPr>
+      </w:pPr>
+      <w:r>
+        <w:rPr>
+          <w:rFonts w:cstheme="minorHAnsi"/>
           <w:b/>
           <w:bCs/>
           <w:sz w:val="24"/>
           <w:szCs w:val="24"/>
-          <w:u w:val="single"/>
-        </w:rPr>
-        <w:t xml:space="preserve"> II</w:t>
+        </w:rPr>
+        <w:t>TITLE:</w:t>
+      </w:r>
+      <w:r>
+        <w:rPr>
+          <w:rFonts w:cstheme="minorHAnsi"/>
+          <w:sz w:val="24"/>
+          <w:szCs w:val="24"/>
+        </w:rPr>
+        <w:t xml:space="preserve"> </w:t>
+      </w:r>
+      <w:r>
+        <w:rPr>
+          <w:rFonts w:cstheme="minorHAnsi"/>
+          <w:sz w:val="24"/>
+          <w:szCs w:val="24"/>
+        </w:rPr>
+        <w:t>Develop a Java application demonstrating the use of default, parameterized, and copy</w:t>
+      </w:r>
+      <w:r>
+        <w:rPr>
+          <w:rFonts w:cstheme="minorHAnsi"/>
+          <w:sz w:val="24"/>
+          <w:szCs w:val="24"/>
+        </w:rPr>
+        <w:t xml:space="preserve"> c</w:t>
+      </w:r>
+      <w:r>
+        <w:rPr>
+          <w:rFonts w:cstheme="minorHAnsi"/>
+          <w:sz w:val="24"/>
+          <w:szCs w:val="24"/>
+        </w:rPr>
+        <w:t>onstructors for object initialization and data management.</w:t>
       </w:r>
     </w:p>
     <w:p>
@@ -387,16 +429,47 @@
           <w:szCs w:val="24"/>
         </w:rPr>
       </w:pPr>
-      <w:r>
+    </w:p>
+    <w:p>
+      <w:pPr>
+        <w:jc w:val="both"/>
+        <w:rPr>
+          <w:rFonts w:cstheme="minorHAnsi"/>
+          <w:sz w:val="24"/>
+          <w:szCs w:val="24"/>
+        </w:rPr>
+      </w:pPr>
+      <w:r>
+        <w:rPr>
+          <w:rFonts w:cstheme="minorHAnsi"/>
+          <w:sz w:val="24"/>
+          <w:szCs w:val="24"/>
+        </w:rPr>
+        <w:t>Assignment 2: Methods and Static Members</w:t>
+      </w:r>
+    </w:p>
+    <w:p>
+      <w:pPr>
+        <w:jc w:val="both"/>
+        <w:rPr>
+          <w:rFonts w:cstheme="minorHAnsi"/>
+          <w:sz w:val="24"/>
+          <w:szCs w:val="24"/>
+        </w:rPr>
+      </w:pPr>
+    </w:p>
+    <w:p>
+      <w:pPr>
+        <w:jc w:val="both"/>
         <w:rPr>
           <w:rFonts w:cstheme="minorHAnsi"/>
           <w:b/>
           <w:bCs/>
           <w:sz w:val="24"/>
           <w:szCs w:val="24"/>
-        </w:rPr>
-        <w:t>TITLE</w:t>
-      </w:r>
+          <w:u w:val="single"/>
+        </w:rPr>
+      </w:pPr>
       <w:r>
         <w:rPr>
           <w:rFonts w:cstheme="minorHAnsi"/>
@@ -405,82 +478,9 @@
           <w:sz w:val="24"/>
           <w:szCs w:val="24"/>
         </w:rPr>
-        <w:t>:</w:t>
-      </w:r>
-      <w:r>
-        <w:rPr>
-          <w:rFonts w:cstheme="minorHAnsi"/>
-          <w:sz w:val="24"/>
-          <w:szCs w:val="24"/>
-        </w:rPr>
-        <w:t xml:space="preserve"> </w:t>
-      </w:r>
-      <w:r>
-        <w:rPr>
-          <w:rFonts w:cstheme="minorHAnsi"/>
-          <w:sz w:val="24"/>
-          <w:szCs w:val="24"/>
-        </w:rPr>
-        <w:t>Develop a Java application demonstrating the use of default, parameterized, and copy</w:t>
-      </w:r>
-      <w:r>
-        <w:rPr>
-          <w:rFonts w:cstheme="minorHAnsi"/>
-          <w:sz w:val="24"/>
-          <w:szCs w:val="24"/>
-        </w:rPr>
-        <w:t xml:space="preserve"> c</w:t>
-      </w:r>
-      <w:r>
-        <w:rPr>
-          <w:rFonts w:cstheme="minorHAnsi"/>
-          <w:sz w:val="24"/>
-          <w:szCs w:val="24"/>
-        </w:rPr>
-        <w:t>onstructors for object initialization and data management.</w:t>
-      </w:r>
-    </w:p>
-    <w:p>
-      <w:pPr>
-        <w:jc w:val="both"/>
-        <w:rPr>
-          <w:rFonts w:cstheme="minorHAnsi"/>
-          <w:sz w:val="24"/>
-          <w:szCs w:val="24"/>
-        </w:rPr>
-      </w:pPr>
-    </w:p>
-    <w:p>
-      <w:pPr>
-        <w:jc w:val="both"/>
-        <w:rPr>
-          <w:rFonts w:cstheme="minorHAnsi"/>
-          <w:sz w:val="24"/>
-          <w:szCs w:val="24"/>
-        </w:rPr>
-      </w:pPr>
-      <w:r>
-        <w:rPr>
-          <w:rFonts w:cstheme="minorHAnsi"/>
-          <w:sz w:val="24"/>
-          <w:szCs w:val="24"/>
-        </w:rPr>
-        <w:t>Assignment 2: Methods and Static Members</w:t>
-      </w:r>
-    </w:p>
-    <w:p>
-      <w:pPr>
-        <w:jc w:val="both"/>
-        <w:rPr>
-          <w:rFonts w:cstheme="minorHAnsi"/>
-          <w:sz w:val="24"/>
-          <w:szCs w:val="24"/>
-        </w:rPr>
-      </w:pPr>
-    </w:p>
-    <w:p>
-      <w:pPr>
-        <w:jc w:val="both"/>
+        <w:t>Problem Statement</w:t>
+      </w:r>
+      <w:r>
         <w:rPr>
           <w:rFonts w:cstheme="minorHAnsi"/>
           <w:b/>
@@ -489,8 +489,46 @@
           <w:szCs w:val="24"/>
           <w:u w:val="single"/>
         </w:rPr>
-      </w:pPr>
-      <w:r>
+        <w:t xml:space="preserve">: </w:t>
+      </w:r>
+    </w:p>
+    <w:p>
+      <w:pPr>
+        <w:jc w:val="both"/>
+        <w:rPr>
+          <w:rFonts w:cstheme="minorHAnsi"/>
+          <w:sz w:val="24"/>
+          <w:szCs w:val="24"/>
+        </w:rPr>
+      </w:pPr>
+      <w:r>
+        <w:rPr>
+          <w:rFonts w:cstheme="minorHAnsi"/>
+          <w:sz w:val="24"/>
+          <w:szCs w:val="24"/>
+        </w:rPr>
+        <w:t>Develop a Java application demonstrating the use of default, parameterized, and copy constructors</w:t>
+      </w:r>
+      <w:r>
+        <w:rPr>
+          <w:rFonts w:cstheme="minorHAnsi"/>
+          <w:sz w:val="24"/>
+          <w:szCs w:val="24"/>
+        </w:rPr>
+        <w:t xml:space="preserve"> </w:t>
+      </w:r>
+      <w:r>
+        <w:rPr>
+          <w:rFonts w:cstheme="minorHAnsi"/>
+          <w:sz w:val="24"/>
+          <w:szCs w:val="24"/>
+        </w:rPr>
+        <w:t>for object initialization and data management.</w:t>
+      </w:r>
+    </w:p>
+    <w:p>
+      <w:pPr>
+        <w:jc w:val="both"/>
         <w:rPr>
           <w:rFonts w:cstheme="minorHAnsi"/>
           <w:b/>
@@ -498,8 +536,17 @@
           <w:sz w:val="24"/>
           <w:szCs w:val="24"/>
         </w:rPr>
-        <w:t>Problem Statement</w:t>
-      </w:r>
+      </w:pPr>
+    </w:p>
+    <w:p>
+      <w:pPr>
+        <w:jc w:val="both"/>
+        <w:rPr>
+          <w:rFonts w:cstheme="minorHAnsi"/>
+          <w:sz w:val="24"/>
+          <w:szCs w:val="24"/>
+        </w:rPr>
+      </w:pPr>
       <w:r>
         <w:rPr>
           <w:rFonts w:cstheme="minorHAnsi"/>
@@ -507,9 +554,16 @@
           <w:bCs/>
           <w:sz w:val="24"/>
           <w:szCs w:val="24"/>
-          <w:u w:val="single"/>
-        </w:rPr>
-        <w:t xml:space="preserve">: </w:t>
+        </w:rPr>
+        <w:t>Learning Objectives</w:t>
+      </w:r>
+      <w:r>
+        <w:rPr>
+          <w:rFonts w:cstheme="minorHAnsi"/>
+          <w:sz w:val="24"/>
+          <w:szCs w:val="24"/>
+        </w:rPr>
+        <w:t>:</w:t>
       </w:r>
     </w:p>
     <w:p>
@@ -527,24 +581,18 @@
           <w:sz w:val="24"/>
           <w:szCs w:val="24"/>
         </w:rPr>
-        <w:t>Develop a Java application demonstrating the use of default, parameterized, and copy constructors</w:t>
-      </w:r>
-      <w:r>
-        <w:rPr>
-          <w:rFonts w:cstheme="minorHAnsi"/>
-          <w:sz w:val="24"/>
-          <w:szCs w:val="24"/>
-        </w:rPr>
-        <w:t xml:space="preserve"> </w:t>
-      </w:r>
-      <w:r>
-        <w:rPr>
-          <w:rFonts w:cstheme="minorHAnsi"/>
-          <w:sz w:val="24"/>
-          <w:szCs w:val="24"/>
-        </w:rPr>
-        <w:t>for object initialization and data management.</w:t>
-      </w:r>
+        <w:t>To understand and implement default, parameterized, and copy constructors for object initialization.</w:t>
+      </w:r>
+    </w:p>
+    <w:p>
+      <w:pPr>
+        <w:jc w:val="both"/>
+        <w:rPr>
+          <w:rFonts w:cstheme="minorHAnsi"/>
+          <w:sz w:val="24"/>
+          <w:szCs w:val="24"/>
+        </w:rPr>
+      </w:pPr>
     </w:p>
     <w:p>
       <w:pPr>
@@ -557,16 +605,6 @@
           <w:szCs w:val="24"/>
         </w:rPr>
       </w:pPr>
-    </w:p>
-    <w:p>
-      <w:pPr>
-        <w:jc w:val="both"/>
-        <w:rPr>
-          <w:rFonts w:cstheme="minorHAnsi"/>
-          <w:sz w:val="24"/>
-          <w:szCs w:val="24"/>
-        </w:rPr>
-      </w:pPr>
       <w:r>
         <w:rPr>
           <w:rFonts w:cstheme="minorHAnsi"/>
@@ -575,48 +613,9 @@
           <w:sz w:val="24"/>
           <w:szCs w:val="24"/>
         </w:rPr>
-        <w:t>Learning Objectives</w:t>
-      </w:r>
-      <w:r>
-        <w:rPr>
-          <w:rFonts w:cstheme="minorHAnsi"/>
-          <w:sz w:val="24"/>
-          <w:szCs w:val="24"/>
-        </w:rPr>
-        <w:t>:</w:t>
-      </w:r>
-    </w:p>
-    <w:p>
-      <w:pPr>
-        <w:jc w:val="both"/>
-        <w:rPr>
-          <w:rFonts w:cstheme="minorHAnsi"/>
-          <w:sz w:val="24"/>
-          <w:szCs w:val="24"/>
-        </w:rPr>
-      </w:pPr>
-      <w:r>
-        <w:rPr>
-          <w:rFonts w:cstheme="minorHAnsi"/>
-          <w:sz w:val="24"/>
-          <w:szCs w:val="24"/>
-        </w:rPr>
-        <w:t>To understand and implement default, parameterized, and copy constructors for object initialization.</w:t>
-      </w:r>
-    </w:p>
-    <w:p>
-      <w:pPr>
-        <w:jc w:val="both"/>
-        <w:rPr>
-          <w:rFonts w:cstheme="minorHAnsi"/>
-          <w:sz w:val="24"/>
-          <w:szCs w:val="24"/>
-        </w:rPr>
-      </w:pPr>
-    </w:p>
-    <w:p>
-      <w:pPr>
-        <w:jc w:val="both"/>
+        <w:t>Theory</w:t>
+      </w:r>
+      <w:r>
         <w:rPr>
           <w:rFonts w:cstheme="minorHAnsi"/>
           <w:b/>
@@ -624,25 +623,6 @@
           <w:sz w:val="24"/>
           <w:szCs w:val="24"/>
         </w:rPr>
-      </w:pPr>
-      <w:r>
-        <w:rPr>
-          <w:rFonts w:cstheme="minorHAnsi"/>
-          <w:b/>
-          <w:bCs/>
-          <w:sz w:val="24"/>
-          <w:szCs w:val="24"/>
-        </w:rPr>
-        <w:t>Theory</w:t>
-      </w:r>
-      <w:r>
-        <w:rPr>
-          <w:rFonts w:cstheme="minorHAnsi"/>
-          <w:b/>
-          <w:bCs/>
-          <w:sz w:val="24"/>
-          <w:szCs w:val="24"/>
-        </w:rPr>
         <w:t>:</w:t>
       </w:r>
     </w:p>
@@ -809,7 +789,7 @@
           <w:szCs w:val="24"/>
         </w:rPr>
         <w:drawing>
-          <wp:inline distT="0" distB="0" distL="0" distR="0" wp14:anchorId="1C55682B" wp14:editId="762C1F9C">
+          <wp:inline distT="0" distB="0" distL="0" distR="0" wp14:anchorId="1C55682B" wp14:editId="3FBFD705">
             <wp:extent cx="4584213" cy="5482532"/>
             <wp:effectExtent l="0" t="0" r="6985" b="4445"/>
             <wp:docPr id="1409731809" name="Picture 5"/>
@@ -838,7 +818,7 @@
                   <pic:spPr>
                     <a:xfrm>
                       <a:off x="0" y="0"/>
-                      <a:ext cx="4592051" cy="5491906"/>
+                      <a:ext cx="4584213" cy="5482532"/>
                     </a:xfrm>
                     <a:prstGeom prst="rect">
                       <a:avLst/>
@@ -901,9 +881,9 @@
           <w:szCs w:val="24"/>
         </w:rPr>
         <w:drawing>
-          <wp:inline distT="0" distB="0" distL="0" distR="0" wp14:anchorId="45BBB215" wp14:editId="7E6825B5">
-            <wp:extent cx="4838700" cy="555705"/>
-            <wp:effectExtent l="0" t="0" r="0" b="0"/>
+          <wp:inline distT="0" distB="0" distL="0" distR="0" wp14:anchorId="45BBB215" wp14:editId="15690FF6">
+            <wp:extent cx="3582887" cy="411480"/>
+            <wp:effectExtent l="0" t="0" r="0" b="7620"/>
             <wp:docPr id="812666389" name="Picture 6"/>
             <wp:cNvGraphicFramePr>
               <a:graphicFrameLocks xmlns:a="http://schemas.openxmlformats.org/drawingml/2006/main" noChangeAspect="1"/>
@@ -930,7 +910,7 @@
                   <pic:spPr>
                     <a:xfrm>
                       <a:off x="0" y="0"/>
-                      <a:ext cx="4896847" cy="562383"/>
+                      <a:ext cx="3654769" cy="419735"/>
                     </a:xfrm>
                     <a:prstGeom prst="rect">
                       <a:avLst/>
@@ -1108,6 +1088,442 @@
         </w:rPr>
         <w:t xml:space="preserve">  OOP Impact: Mastered these techniques to reinforce robust Object-Oriented Programming (OOP) design patterns, producing highly readable, scalable, and maintainable code.</w:t>
       </w:r>
+    </w:p>
+    <w:p>
+      <w:pPr>
+        <w:rPr>
+          <w:rFonts w:cstheme="minorHAnsi"/>
+          <w:b/>
+          <w:bCs/>
+          <w:sz w:val="24"/>
+          <w:szCs w:val="24"/>
+        </w:rPr>
+      </w:pPr>
+    </w:p>
+    <w:p>
+      <w:pPr>
+        <w:rPr>
+          <w:rFonts w:cstheme="minorHAnsi"/>
+          <w:b/>
+          <w:bCs/>
+          <w:sz w:val="24"/>
+          <w:szCs w:val="24"/>
+        </w:rPr>
+      </w:pPr>
+      <w:r>
+        <w:rPr>
+          <w:rFonts w:cstheme="minorHAnsi"/>
+          <w:b/>
+          <w:bCs/>
+          <w:sz w:val="24"/>
+          <w:szCs w:val="24"/>
+        </w:rPr>
+        <w:t>Exercise</w:t>
+      </w:r>
+      <w:r>
+        <w:rPr>
+          <w:rFonts w:cstheme="minorHAnsi"/>
+          <w:b/>
+          <w:bCs/>
+          <w:sz w:val="24"/>
+          <w:szCs w:val="24"/>
+        </w:rPr>
+        <w:t xml:space="preserve">: </w:t>
+      </w:r>
+    </w:p>
+    <w:p>
+      <w:pPr>
+        <w:rPr>
+          <w:rFonts w:cstheme="minorHAnsi"/>
+          <w:sz w:val="24"/>
+          <w:szCs w:val="24"/>
+        </w:rPr>
+      </w:pPr>
+      <w:r>
+        <w:rPr>
+          <w:rFonts w:cstheme="minorHAnsi"/>
+          <w:sz w:val="24"/>
+          <w:szCs w:val="24"/>
+        </w:rPr>
+        <w:t xml:space="preserve">1. Create a </w:t>
+      </w:r>
+      <w:proofErr w:type="gramStart"/>
+      <w:r>
+        <w:rPr>
+          <w:rFonts w:cstheme="minorHAnsi"/>
+          <w:sz w:val="24"/>
+          <w:szCs w:val="24"/>
+        </w:rPr>
+        <w:t>Student</w:t>
+      </w:r>
+      <w:proofErr w:type="gramEnd"/>
+      <w:r>
+        <w:rPr>
+          <w:rFonts w:cstheme="minorHAnsi"/>
+          <w:sz w:val="24"/>
+          <w:szCs w:val="24"/>
+        </w:rPr>
+        <w:t xml:space="preserve"> class using default and parameterized constructors to initialize student name and roll</w:t>
+      </w:r>
+      <w:r>
+        <w:rPr>
+          <w:rFonts w:cstheme="minorHAnsi"/>
+          <w:sz w:val="24"/>
+          <w:szCs w:val="24"/>
+        </w:rPr>
+        <w:t xml:space="preserve"> </w:t>
+      </w:r>
+      <w:r>
+        <w:rPr>
+          <w:rFonts w:cstheme="minorHAnsi"/>
+          <w:sz w:val="24"/>
+          <w:szCs w:val="24"/>
+        </w:rPr>
+        <w:t>number.</w:t>
+      </w:r>
+    </w:p>
+    <w:p>
+      <w:pPr>
+        <w:rPr>
+          <w:rFonts w:cstheme="minorHAnsi"/>
+          <w:sz w:val="24"/>
+          <w:szCs w:val="24"/>
+        </w:rPr>
+      </w:pPr>
+      <w:r>
+        <w:rPr>
+          <w:rFonts w:cstheme="minorHAnsi"/>
+          <w:sz w:val="24"/>
+          <w:szCs w:val="24"/>
+        </w:rPr>
+        <w:t>Source Code:</w:t>
+      </w:r>
+    </w:p>
+    <w:p>
+      <w:pPr>
+        <w:rPr>
+          <w:rFonts w:cstheme="minorHAnsi"/>
+          <w:sz w:val="24"/>
+          <w:szCs w:val="24"/>
+        </w:rPr>
+      </w:pPr>
+      <w:r>
+        <w:rPr>
+          <w:rFonts w:cstheme="minorHAnsi"/>
+          <w:sz w:val="24"/>
+          <w:szCs w:val="24"/>
+        </w:rPr>
+        <w:drawing>
+          <wp:inline distT="0" distB="0" distL="0" distR="0" wp14:anchorId="09D2B54E" wp14:editId="73821885">
+            <wp:extent cx="5151566" cy="4938188"/>
+            <wp:effectExtent l="0" t="0" r="0" b="0"/>
+            <wp:docPr id="1399458101" name="Picture 1"/>
+            <wp:cNvGraphicFramePr>
+              <a:graphicFrameLocks xmlns:a="http://schemas.openxmlformats.org/drawingml/2006/main" noChangeAspect="1"/>
+            </wp:cNvGraphicFramePr>
+            <a:graphic xmlns:a="http://schemas.openxmlformats.org/drawingml/2006/main">
+              <a:graphicData uri="http://schemas.openxmlformats.org/drawingml/2006/picture">
+                <pic:pic xmlns:pic="http://schemas.openxmlformats.org/drawingml/2006/picture">
+                  <pic:nvPicPr>
+                    <pic:cNvPr id="1399458101" name=""/>
+                    <pic:cNvPicPr/>
+                  </pic:nvPicPr>
+                  <pic:blipFill>
+                    <a:blip r:embed="rId8"/>
+                    <a:stretch>
+                      <a:fillRect/>
+                    </a:stretch>
+                  </pic:blipFill>
+                  <pic:spPr>
+                    <a:xfrm>
+                      <a:off x="0" y="0"/>
+                      <a:ext cx="5151566" cy="4938188"/>
+                    </a:xfrm>
+                    <a:prstGeom prst="rect">
+                      <a:avLst/>
+                    </a:prstGeom>
+                  </pic:spPr>
+                </pic:pic>
+              </a:graphicData>
+            </a:graphic>
+          </wp:inline>
+        </w:drawing>
+      </w:r>
+    </w:p>
+    <w:p>
+      <w:pPr>
+        <w:rPr>
+          <w:rFonts w:cstheme="minorHAnsi"/>
+          <w:sz w:val="24"/>
+          <w:szCs w:val="24"/>
+        </w:rPr>
+      </w:pPr>
+      <w:r>
+        <w:rPr>
+          <w:rFonts w:cstheme="minorHAnsi"/>
+          <w:sz w:val="24"/>
+          <w:szCs w:val="24"/>
+        </w:rPr>
+        <w:t>Program Output:</w:t>
+      </w:r>
+    </w:p>
+    <w:p>
+      <w:pPr>
+        <w:rPr>
+          <w:rFonts w:cstheme="minorHAnsi"/>
+          <w:sz w:val="24"/>
+          <w:szCs w:val="24"/>
+        </w:rPr>
+      </w:pPr>
+      <w:r>
+        <w:rPr>
+          <w:rFonts w:cstheme="minorHAnsi"/>
+          <w:sz w:val="24"/>
+          <w:szCs w:val="24"/>
+        </w:rPr>
+        <w:drawing>
+          <wp:inline distT="0" distB="0" distL="0" distR="0" wp14:anchorId="4704823E" wp14:editId="018D3D9D">
+            <wp:extent cx="4321383" cy="335280"/>
+            <wp:effectExtent l="0" t="0" r="3175" b="7620"/>
+            <wp:docPr id="928261493" name="Picture 1"/>
+            <wp:cNvGraphicFramePr>
+              <a:graphicFrameLocks xmlns:a="http://schemas.openxmlformats.org/drawingml/2006/main" noChangeAspect="1"/>
+            </wp:cNvGraphicFramePr>
+            <a:graphic xmlns:a="http://schemas.openxmlformats.org/drawingml/2006/main">
+              <a:graphicData uri="http://schemas.openxmlformats.org/drawingml/2006/picture">
+                <pic:pic xmlns:pic="http://schemas.openxmlformats.org/drawingml/2006/picture">
+                  <pic:nvPicPr>
+                    <pic:cNvPr id="928261493" name=""/>
+                    <pic:cNvPicPr/>
+                  </pic:nvPicPr>
+                  <pic:blipFill>
+                    <a:blip r:embed="rId9"/>
+                    <a:stretch>
+                      <a:fillRect/>
+                    </a:stretch>
+                  </pic:blipFill>
+                  <pic:spPr>
+                    <a:xfrm>
+                      <a:off x="0" y="0"/>
+                      <a:ext cx="4337929" cy="336564"/>
+                    </a:xfrm>
+                    <a:prstGeom prst="rect">
+                      <a:avLst/>
+                    </a:prstGeom>
+                  </pic:spPr>
+                </pic:pic>
+              </a:graphicData>
+            </a:graphic>
+          </wp:inline>
+        </w:drawing>
+      </w:r>
+    </w:p>
+    <w:p>
+      <w:pPr>
+        <w:rPr>
+          <w:rFonts w:cstheme="minorHAnsi"/>
+          <w:sz w:val="24"/>
+          <w:szCs w:val="24"/>
+        </w:rPr>
+      </w:pPr>
+    </w:p>
+    <w:p>
+      <w:pPr>
+        <w:rPr>
+          <w:rFonts w:cstheme="minorHAnsi"/>
+          <w:sz w:val="24"/>
+          <w:szCs w:val="24"/>
+        </w:rPr>
+      </w:pPr>
+    </w:p>
+    <w:p>
+      <w:pPr>
+        <w:rPr>
+          <w:rFonts w:cstheme="minorHAnsi"/>
+          <w:sz w:val="24"/>
+          <w:szCs w:val="24"/>
+        </w:rPr>
+      </w:pPr>
+      <w:r>
+        <w:rPr>
+          <w:rFonts w:cstheme="minorHAnsi"/>
+          <w:sz w:val="24"/>
+          <w:szCs w:val="24"/>
+        </w:rPr>
+        <w:lastRenderedPageBreak/>
+        <w:t>2. Develop a Mobile Phone Inventory System using different constructors to initialize mobile</w:t>
+      </w:r>
+    </w:p>
+    <w:p>
+      <w:pPr>
+        <w:rPr>
+          <w:rFonts w:cstheme="minorHAnsi"/>
+          <w:sz w:val="24"/>
+          <w:szCs w:val="24"/>
+        </w:rPr>
+      </w:pPr>
+      <w:r>
+        <w:rPr>
+          <w:rFonts w:cstheme="minorHAnsi"/>
+          <w:sz w:val="24"/>
+          <w:szCs w:val="24"/>
+        </w:rPr>
+        <w:t>details and create duplicate object records.</w:t>
+      </w:r>
+    </w:p>
+    <w:p>
+      <w:pPr>
+        <w:rPr>
+          <w:rFonts w:cstheme="minorHAnsi"/>
+          <w:sz w:val="24"/>
+          <w:szCs w:val="24"/>
+        </w:rPr>
+      </w:pPr>
+      <w:r>
+        <w:rPr>
+          <w:rFonts w:cstheme="minorHAnsi"/>
+          <w:sz w:val="24"/>
+          <w:szCs w:val="24"/>
+        </w:rPr>
+        <w:t>Source Code:</w:t>
+      </w:r>
+    </w:p>
+    <w:p>
+      <w:pPr>
+        <w:rPr>
+          <w:rFonts w:cstheme="minorHAnsi"/>
+          <w:sz w:val="24"/>
+          <w:szCs w:val="24"/>
+        </w:rPr>
+      </w:pPr>
+      <w:r>
+        <w:rPr>
+          <w:rFonts w:cstheme="minorHAnsi"/>
+          <w:sz w:val="24"/>
+          <w:szCs w:val="24"/>
+        </w:rPr>
+        <w:drawing>
+          <wp:inline distT="0" distB="0" distL="0" distR="0" wp14:anchorId="1DF9C1E6" wp14:editId="1190561F">
+            <wp:extent cx="4465707" cy="4511431"/>
+            <wp:effectExtent l="0" t="0" r="0" b="3810"/>
+            <wp:docPr id="1935554874" name="Picture 1"/>
+            <wp:cNvGraphicFramePr>
+              <a:graphicFrameLocks xmlns:a="http://schemas.openxmlformats.org/drawingml/2006/main" noChangeAspect="1"/>
+            </wp:cNvGraphicFramePr>
+            <a:graphic xmlns:a="http://schemas.openxmlformats.org/drawingml/2006/main">
+              <a:graphicData uri="http://schemas.openxmlformats.org/drawingml/2006/picture">
+                <pic:pic xmlns:pic="http://schemas.openxmlformats.org/drawingml/2006/picture">
+                  <pic:nvPicPr>
+                    <pic:cNvPr id="1935554874" name=""/>
+                    <pic:cNvPicPr/>
+                  </pic:nvPicPr>
+                  <pic:blipFill>
+                    <a:blip r:embed="rId10"/>
+                    <a:stretch>
+                      <a:fillRect/>
+                    </a:stretch>
+                  </pic:blipFill>
+                  <pic:spPr>
+                    <a:xfrm>
+                      <a:off x="0" y="0"/>
+                      <a:ext cx="4465707" cy="4511431"/>
+                    </a:xfrm>
+                    <a:prstGeom prst="rect">
+                      <a:avLst/>
+                    </a:prstGeom>
+                  </pic:spPr>
+                </pic:pic>
+              </a:graphicData>
+            </a:graphic>
+          </wp:inline>
+        </w:drawing>
+      </w:r>
+    </w:p>
+    <w:p>
+      <w:pPr>
+        <w:rPr>
+          <w:rFonts w:cstheme="minorHAnsi"/>
+          <w:sz w:val="24"/>
+          <w:szCs w:val="24"/>
+        </w:rPr>
+      </w:pPr>
+    </w:p>
+    <w:p>
+      <w:pPr>
+        <w:rPr>
+          <w:rFonts w:cstheme="minorHAnsi"/>
+          <w:sz w:val="24"/>
+          <w:szCs w:val="24"/>
+        </w:rPr>
+      </w:pPr>
+      <w:r>
+        <w:rPr>
+          <w:rFonts w:cstheme="minorHAnsi"/>
+          <w:sz w:val="24"/>
+          <w:szCs w:val="24"/>
+        </w:rPr>
+        <w:t>Program Outcome:</w:t>
+      </w:r>
+    </w:p>
+    <w:p>
+      <w:pPr>
+        <w:rPr>
+          <w:rFonts w:cstheme="minorHAnsi"/>
+          <w:sz w:val="24"/>
+          <w:szCs w:val="24"/>
+        </w:rPr>
+      </w:pPr>
+      <w:r>
+        <w:rPr>
+          <w:rFonts w:cstheme="minorHAnsi"/>
+          <w:sz w:val="24"/>
+          <w:szCs w:val="24"/>
+        </w:rPr>
+        <w:drawing>
+          <wp:inline distT="0" distB="0" distL="0" distR="0" wp14:anchorId="2A07EFF9" wp14:editId="7A89118C">
+            <wp:extent cx="3505197" cy="342900"/>
+            <wp:effectExtent l="0" t="0" r="635" b="0"/>
+            <wp:docPr id="776676549" name="Picture 1"/>
+            <wp:cNvGraphicFramePr>
+              <a:graphicFrameLocks xmlns:a="http://schemas.openxmlformats.org/drawingml/2006/main" noChangeAspect="1"/>
+            </wp:cNvGraphicFramePr>
+            <a:graphic xmlns:a="http://schemas.openxmlformats.org/drawingml/2006/main">
+              <a:graphicData uri="http://schemas.openxmlformats.org/drawingml/2006/picture">
+                <pic:pic xmlns:pic="http://schemas.openxmlformats.org/drawingml/2006/picture">
+                  <pic:nvPicPr>
+                    <pic:cNvPr id="776676549" name=""/>
+                    <pic:cNvPicPr/>
+                  </pic:nvPicPr>
+                  <pic:blipFill>
+                    <a:blip r:embed="rId11"/>
+                    <a:stretch>
+                      <a:fillRect/>
+                    </a:stretch>
+                  </pic:blipFill>
+                  <pic:spPr>
+                    <a:xfrm>
+                      <a:off x="0" y="0"/>
+                      <a:ext cx="3513020" cy="343665"/>
+                    </a:xfrm>
+                    <a:prstGeom prst="rect">
+                      <a:avLst/>
+                    </a:prstGeom>
+                  </pic:spPr>
+                </pic:pic>
+              </a:graphicData>
+            </a:graphic>
+          </wp:inline>
+        </w:drawing>
+      </w:r>
+    </w:p>
+    <w:p>
+      <w:pPr>
+        <w:rPr>
+          <w:rFonts w:cstheme="minorHAnsi"/>
+          <w:sz w:val="24"/>
+          <w:szCs w:val="24"/>
+        </w:rPr>
+      </w:pPr>
     </w:p>
     <w:p>
       <w:pPr>
@@ -1886,6 +2302,7 @@
   <w:style w:type="character" w:default="1" w:styleId="DefaultParagraphFont">
     <w:name w:val="Default Paragraph Font"/>
     <w:uiPriority w:val="1"/>
+    <w:semiHidden/>
     <w:unhideWhenUsed/>
   </w:style>
   <w:style w:type="table" w:default="1" w:styleId="TableNormal">
